--- a/交互产品开发/Output/实验材料/交互产品开发_实验认定表_实验4_基于精益用户体验的综合设计.docx
+++ b/交互产品开发/Output/实验材料/交互产品开发_实验认定表_实验4_基于精益用户体验的综合设计.docx
@@ -177,7 +177,7 @@
                 <w:sz w:val="24"/>
                 <w:szCs w:val="24"/>
               </w:rPr>
-              <w:t xml:space="preserve">  14</w:t>
+              <w:t xml:space="preserve">  24</w:t>
             </w:r>
           </w:p>
         </w:tc>
@@ -914,7 +914,7 @@
                 <w:sz w:val="24"/>
                 <w:szCs w:val="24"/>
               </w:rPr>
-              <w:t xml:space="preserve">基于精益用户体验的综合开发设计。利用 AI Agent 以自然语言驱动（Vibecoding）快速生成并迭代 4 个页面的个人作品集或店铺改造网页。</w:t>
+              <w:t xml:space="preserve">基于精益用户体验的综合互动叙事设计。以同学们的个人作品集为基础，利用 Agent 以自然语言驱动（Vibecoding）快速生成并迭代出 4 个核心页面的全新个人网站（数字产品）。</w:t>
             </w:r>
           </w:p>
         </w:tc>
